--- a/rapports/2026-06-06/EQ8/EQ8_enq2_v2/DR_071202010032/63-22-78-92.docx
+++ b/rapports/2026-06-06/EQ8/EQ8_enq2_v2/DR_071202010032/63-22-78-92.docx
@@ -297,7 +297,7 @@
           <w:color w:val="1F6FEB"/>
           <w:sz w:val="22"/>
         </w:rPr>
-        <w:t>⚠ INCOHÉRENCES À CORRIGER (59)</w:t>
+        <w:t>⚠ INCOHÉRENCES À CORRIGER (57)</w:t>
       </w:r>
     </w:p>
     <w:tbl>
@@ -1598,6 +1598,636 @@
                 <w:i w:val="0"/>
                 <w:sz w:val="16"/>
               </w:rPr>
+              <w:t>S16</w:t>
+              <w:br/>
+            </w:r>
+            <w:r>
+              <w:rPr>
+                <w:b w:val="0"/>
+                <w:i w:val="0"/>
+                <w:color w:val="64748B"/>
+                <w:sz w:val="14"/>
+              </w:rPr>
+              <w:t>Agriculture</w:t>
+            </w:r>
+          </w:p>
+        </w:tc>
+        <w:tc>
+          <w:tcPr>
+            <w:tcW w:type="dxa" w:w="1531"/>
+          </w:tcPr>
+          <w:p>
+            <w:r>
+              <w:rPr>
+                <w:b/>
+                <w:i w:val="0"/>
+                <w:color w:val="16A34A"/>
+                <w:sz w:val="16"/>
+              </w:rPr>
+              <w:t>s16dq05a, s16dq05c</w:t>
+            </w:r>
+          </w:p>
+        </w:tc>
+        <w:tc>
+          <w:tcPr>
+            <w:tcW w:type="dxa" w:w="1191"/>
+          </w:tcPr>
+          <w:p>
+            <w:r>
+              <w:rPr>
+                <w:b w:val="0"/>
+                <w:i w:val="0"/>
+                <w:color w:val="64748B"/>
+                <w:sz w:val="16"/>
+              </w:rPr>
+              <w:t>GT-CQ</w:t>
+            </w:r>
+          </w:p>
+        </w:tc>
+        <w:tc>
+          <w:tcPr>
+            <w:tcW w:type="dxa" w:w="4706"/>
+          </w:tcPr>
+          <w:p>
+            <w:r>
+              <w:rPr>
+                <w:b w:val="0"/>
+                <w:i w:val="0"/>
+                <w:sz w:val="17"/>
+              </w:rPr>
+              <w:t>La quantité de s16dq05a estimée en Kg est incohérente avec la prise dans la question s16dq05c, prière de bien estimer et mettre la valeur exacte.</w:t>
+            </w:r>
+          </w:p>
+        </w:tc>
+      </w:tr>
+      <w:tr>
+        <w:tc>
+          <w:tcPr>
+            <w:tcW w:type="dxa" w:w="964"/>
+          </w:tcPr>
+          <w:p>
+            <w:r>
+              <w:rPr>
+                <w:b/>
+                <w:i w:val="0"/>
+                <w:color w:val="EA580C"/>
+                <w:sz w:val="16"/>
+              </w:rPr>
+              <w:t>Moyenne</w:t>
+            </w:r>
+          </w:p>
+        </w:tc>
+        <w:tc>
+          <w:tcPr>
+            <w:tcW w:type="dxa" w:w="1247"/>
+          </w:tcPr>
+          <w:p>
+            <w:r>
+              <w:rPr>
+                <w:b/>
+                <w:i w:val="0"/>
+                <w:sz w:val="16"/>
+              </w:rPr>
+              <w:t>S00</w:t>
+              <w:br/>
+            </w:r>
+            <w:r>
+              <w:rPr>
+                <w:b w:val="0"/>
+                <w:i w:val="0"/>
+                <w:color w:val="64748B"/>
+                <w:sz w:val="14"/>
+              </w:rPr>
+              <w:t>Identification</w:t>
+            </w:r>
+          </w:p>
+        </w:tc>
+        <w:tc>
+          <w:tcPr>
+            <w:tcW w:type="dxa" w:w="1531"/>
+          </w:tcPr>
+          <w:p>
+            <w:r>
+              <w:rPr>
+                <w:b/>
+                <w:i w:val="0"/>
+                <w:color w:val="16A34A"/>
+                <w:sz w:val="16"/>
+              </w:rPr>
+              <w:t>s00q27</w:t>
+            </w:r>
+          </w:p>
+        </w:tc>
+        <w:tc>
+          <w:tcPr>
+            <w:tcW w:type="dxa" w:w="1191"/>
+          </w:tcPr>
+          <w:p>
+            <w:r>
+              <w:rPr>
+                <w:b w:val="0"/>
+                <w:i w:val="0"/>
+                <w:color w:val="64748B"/>
+                <w:sz w:val="16"/>
+              </w:rPr>
+              <w:t>GT-CQ</w:t>
+            </w:r>
+          </w:p>
+        </w:tc>
+        <w:tc>
+          <w:tcPr>
+            <w:tcW w:type="dxa" w:w="4706"/>
+          </w:tcPr>
+          <w:p>
+            <w:r>
+              <w:rPr>
+                <w:b w:val="0"/>
+                <w:i w:val="0"/>
+                <w:sz w:val="17"/>
+              </w:rPr>
+              <w:t>Le questionnaire semble ne pas être complètement fini mais le questionnaire est en statut complet, prière de compléter le questionnaire.</w:t>
+            </w:r>
+          </w:p>
+        </w:tc>
+      </w:tr>
+      <w:tr>
+        <w:tc>
+          <w:tcPr>
+            <w:tcW w:type="dxa" w:w="964"/>
+          </w:tcPr>
+          <w:p>
+            <w:r>
+              <w:rPr>
+                <w:b/>
+                <w:i w:val="0"/>
+                <w:color w:val="EA580C"/>
+                <w:sz w:val="16"/>
+              </w:rPr>
+              <w:t>Moyenne</w:t>
+            </w:r>
+          </w:p>
+        </w:tc>
+        <w:tc>
+          <w:tcPr>
+            <w:tcW w:type="dxa" w:w="1247"/>
+          </w:tcPr>
+          <w:p>
+            <w:r>
+              <w:rPr>
+                <w:b/>
+                <w:i w:val="0"/>
+                <w:sz w:val="16"/>
+              </w:rPr>
+              <w:t>S00</w:t>
+              <w:br/>
+            </w:r>
+            <w:r>
+              <w:rPr>
+                <w:b w:val="0"/>
+                <w:i w:val="0"/>
+                <w:color w:val="64748B"/>
+                <w:sz w:val="14"/>
+              </w:rPr>
+              <w:t>Identification</w:t>
+            </w:r>
+          </w:p>
+        </w:tc>
+        <w:tc>
+          <w:tcPr>
+            <w:tcW w:type="dxa" w:w="1531"/>
+          </w:tcPr>
+          <w:p>
+            <w:r>
+              <w:rPr>
+                <w:b/>
+                <w:i w:val="0"/>
+                <w:color w:val="16A34A"/>
+                <w:sz w:val="16"/>
+              </w:rPr>
+              <w:t>—</w:t>
+            </w:r>
+          </w:p>
+        </w:tc>
+        <w:tc>
+          <w:tcPr>
+            <w:tcW w:type="dxa" w:w="1191"/>
+          </w:tcPr>
+          <w:p>
+            <w:r>
+              <w:rPr>
+                <w:b w:val="0"/>
+                <w:i w:val="0"/>
+                <w:color w:val="64748B"/>
+                <w:sz w:val="16"/>
+              </w:rPr>
+              <w:t>GT-CQ</w:t>
+            </w:r>
+          </w:p>
+        </w:tc>
+        <w:tc>
+          <w:tcPr>
+            <w:tcW w:type="dxa" w:w="4706"/>
+          </w:tcPr>
+          <w:p>
+            <w:r>
+              <w:rPr>
+                <w:b w:val="0"/>
+                <w:i w:val="0"/>
+                <w:sz w:val="17"/>
+              </w:rPr>
+              <w:t>L'adresse ou la localisation du ménage doit être bien renseignée, ne doit pas contenir des numéros de téléphone et elle semble courte pour être une adresse.</w:t>
+            </w:r>
+          </w:p>
+        </w:tc>
+      </w:tr>
+      <w:tr>
+        <w:tc>
+          <w:tcPr>
+            <w:tcW w:type="dxa" w:w="964"/>
+          </w:tcPr>
+          <w:p>
+            <w:r>
+              <w:rPr>
+                <w:b/>
+                <w:i w:val="0"/>
+                <w:color w:val="EA580C"/>
+                <w:sz w:val="16"/>
+              </w:rPr>
+              <w:t>Moyenne</w:t>
+            </w:r>
+          </w:p>
+        </w:tc>
+        <w:tc>
+          <w:tcPr>
+            <w:tcW w:type="dxa" w:w="1247"/>
+          </w:tcPr>
+          <w:p>
+            <w:r>
+              <w:rPr>
+                <w:b/>
+                <w:i w:val="0"/>
+                <w:sz w:val="16"/>
+              </w:rPr>
+              <w:t>S00</w:t>
+              <w:br/>
+            </w:r>
+            <w:r>
+              <w:rPr>
+                <w:b w:val="0"/>
+                <w:i w:val="0"/>
+                <w:color w:val="64748B"/>
+                <w:sz w:val="14"/>
+              </w:rPr>
+              <w:t>Identification</w:t>
+            </w:r>
+          </w:p>
+        </w:tc>
+        <w:tc>
+          <w:tcPr>
+            <w:tcW w:type="dxa" w:w="1531"/>
+          </w:tcPr>
+          <w:p>
+            <w:r>
+              <w:rPr>
+                <w:b/>
+                <w:i w:val="0"/>
+                <w:color w:val="16A34A"/>
+                <w:sz w:val="16"/>
+              </w:rPr>
+              <w:t>—</w:t>
+            </w:r>
+          </w:p>
+        </w:tc>
+        <w:tc>
+          <w:tcPr>
+            <w:tcW w:type="dxa" w:w="1191"/>
+          </w:tcPr>
+          <w:p>
+            <w:r>
+              <w:rPr>
+                <w:b w:val="0"/>
+                <w:i w:val="0"/>
+                <w:color w:val="64748B"/>
+                <w:sz w:val="16"/>
+              </w:rPr>
+              <w:t>GT-CQ</w:t>
+            </w:r>
+          </w:p>
+        </w:tc>
+        <w:tc>
+          <w:tcPr>
+            <w:tcW w:type="dxa" w:w="4706"/>
+          </w:tcPr>
+          <w:p>
+            <w:r>
+              <w:rPr>
+                <w:b w:val="0"/>
+                <w:i w:val="0"/>
+                <w:sz w:val="17"/>
+              </w:rPr>
+              <w:t>Prière de renseigner la bonne adresse.</w:t>
+            </w:r>
+          </w:p>
+        </w:tc>
+      </w:tr>
+      <w:tr>
+        <w:tc>
+          <w:tcPr>
+            <w:tcW w:type="dxa" w:w="964"/>
+          </w:tcPr>
+          <w:p>
+            <w:r>
+              <w:rPr>
+                <w:b/>
+                <w:i w:val="0"/>
+                <w:color w:val="EA580C"/>
+                <w:sz w:val="16"/>
+              </w:rPr>
+              <w:t>Moyenne</w:t>
+            </w:r>
+          </w:p>
+        </w:tc>
+        <w:tc>
+          <w:tcPr>
+            <w:tcW w:type="dxa" w:w="1247"/>
+          </w:tcPr>
+          <w:p>
+            <w:r>
+              <w:rPr>
+                <w:b/>
+                <w:i w:val="0"/>
+                <w:sz w:val="16"/>
+              </w:rPr>
+              <w:t>S01</w:t>
+              <w:br/>
+            </w:r>
+            <w:r>
+              <w:rPr>
+                <w:b w:val="0"/>
+                <w:i w:val="0"/>
+                <w:color w:val="64748B"/>
+                <w:sz w:val="14"/>
+              </w:rPr>
+              <w:t>Démographie</w:t>
+            </w:r>
+          </w:p>
+        </w:tc>
+        <w:tc>
+          <w:tcPr>
+            <w:tcW w:type="dxa" w:w="1531"/>
+          </w:tcPr>
+          <w:p>
+            <w:r>
+              <w:rPr>
+                <w:b/>
+                <w:i w:val="0"/>
+                <w:color w:val="16A34A"/>
+                <w:sz w:val="16"/>
+              </w:rPr>
+              <w:t>—</w:t>
+            </w:r>
+          </w:p>
+        </w:tc>
+        <w:tc>
+          <w:tcPr>
+            <w:tcW w:type="dxa" w:w="1191"/>
+          </w:tcPr>
+          <w:p>
+            <w:r>
+              <w:rPr>
+                <w:b w:val="0"/>
+                <w:i w:val="0"/>
+                <w:color w:val="64748B"/>
+                <w:sz w:val="16"/>
+              </w:rPr>
+              <w:t>GT-CQ</w:t>
+            </w:r>
+          </w:p>
+        </w:tc>
+        <w:tc>
+          <w:tcPr>
+            <w:tcW w:type="dxa" w:w="4706"/>
+          </w:tcPr>
+          <w:p>
+            <w:r>
+              <w:rPr>
+                <w:b w:val="0"/>
+                <w:i w:val="0"/>
+                <w:sz w:val="17"/>
+              </w:rPr>
+              <w:t>Prière de verifier l'information donnée par AGNÉSE MAYA DIOUF ou corriger au niveau de la section 1.</w:t>
+            </w:r>
+          </w:p>
+        </w:tc>
+      </w:tr>
+      <w:tr>
+        <w:tc>
+          <w:tcPr>
+            <w:tcW w:type="dxa" w:w="964"/>
+          </w:tcPr>
+          <w:p>
+            <w:r>
+              <w:rPr>
+                <w:b/>
+                <w:i w:val="0"/>
+                <w:color w:val="EA580C"/>
+                <w:sz w:val="16"/>
+              </w:rPr>
+              <w:t>Moyenne</w:t>
+            </w:r>
+          </w:p>
+        </w:tc>
+        <w:tc>
+          <w:tcPr>
+            <w:tcW w:type="dxa" w:w="1247"/>
+          </w:tcPr>
+          <w:p>
+            <w:r>
+              <w:rPr>
+                <w:b/>
+                <w:i w:val="0"/>
+                <w:sz w:val="16"/>
+              </w:rPr>
+              <w:t>S01</w:t>
+              <w:br/>
+            </w:r>
+            <w:r>
+              <w:rPr>
+                <w:b w:val="0"/>
+                <w:i w:val="0"/>
+                <w:color w:val="64748B"/>
+                <w:sz w:val="14"/>
+              </w:rPr>
+              <w:t>Démographie</w:t>
+            </w:r>
+          </w:p>
+        </w:tc>
+        <w:tc>
+          <w:tcPr>
+            <w:tcW w:type="dxa" w:w="1531"/>
+          </w:tcPr>
+          <w:p>
+            <w:r>
+              <w:rPr>
+                <w:b/>
+                <w:i w:val="0"/>
+                <w:color w:val="16A34A"/>
+                <w:sz w:val="16"/>
+              </w:rPr>
+              <w:t>—</w:t>
+            </w:r>
+          </w:p>
+        </w:tc>
+        <w:tc>
+          <w:tcPr>
+            <w:tcW w:type="dxa" w:w="1191"/>
+          </w:tcPr>
+          <w:p>
+            <w:r>
+              <w:rPr>
+                <w:b w:val="0"/>
+                <w:i w:val="0"/>
+                <w:color w:val="64748B"/>
+                <w:sz w:val="16"/>
+              </w:rPr>
+              <w:t>GT-CQ</w:t>
+            </w:r>
+          </w:p>
+        </w:tc>
+        <w:tc>
+          <w:tcPr>
+            <w:tcW w:type="dxa" w:w="4706"/>
+          </w:tcPr>
+          <w:p>
+            <w:r>
+              <w:rPr>
+                <w:b w:val="0"/>
+                <w:i w:val="0"/>
+                <w:sz w:val="17"/>
+              </w:rPr>
+              <w:t>Prière de verifier l'information donnée par MARIE LOUISE DIOUF ou corriger au niveau de la section 1.</w:t>
+            </w:r>
+          </w:p>
+        </w:tc>
+      </w:tr>
+      <w:tr>
+        <w:tc>
+          <w:tcPr>
+            <w:tcW w:type="dxa" w:w="964"/>
+          </w:tcPr>
+          <w:p>
+            <w:r>
+              <w:rPr>
+                <w:b/>
+                <w:i w:val="0"/>
+                <w:color w:val="EA580C"/>
+                <w:sz w:val="16"/>
+              </w:rPr>
+              <w:t>Moyenne</w:t>
+            </w:r>
+          </w:p>
+        </w:tc>
+        <w:tc>
+          <w:tcPr>
+            <w:tcW w:type="dxa" w:w="1247"/>
+          </w:tcPr>
+          <w:p>
+            <w:r>
+              <w:rPr>
+                <w:b/>
+                <w:i w:val="0"/>
+                <w:sz w:val="16"/>
+              </w:rPr>
+              <w:t>S01</w:t>
+              <w:br/>
+            </w:r>
+            <w:r>
+              <w:rPr>
+                <w:b w:val="0"/>
+                <w:i w:val="0"/>
+                <w:color w:val="64748B"/>
+                <w:sz w:val="14"/>
+              </w:rPr>
+              <w:t>Démographie</w:t>
+            </w:r>
+          </w:p>
+        </w:tc>
+        <w:tc>
+          <w:tcPr>
+            <w:tcW w:type="dxa" w:w="1531"/>
+          </w:tcPr>
+          <w:p>
+            <w:r>
+              <w:rPr>
+                <w:b/>
+                <w:i w:val="0"/>
+                <w:color w:val="16A34A"/>
+                <w:sz w:val="16"/>
+              </w:rPr>
+              <w:t>s01q10_1</w:t>
+            </w:r>
+          </w:p>
+        </w:tc>
+        <w:tc>
+          <w:tcPr>
+            <w:tcW w:type="dxa" w:w="1191"/>
+          </w:tcPr>
+          <w:p>
+            <w:r>
+              <w:rPr>
+                <w:b w:val="0"/>
+                <w:i w:val="0"/>
+                <w:color w:val="64748B"/>
+                <w:sz w:val="16"/>
+              </w:rPr>
+              <w:t>GT-CQ</w:t>
+            </w:r>
+          </w:p>
+        </w:tc>
+        <w:tc>
+          <w:tcPr>
+            <w:tcW w:type="dxa" w:w="4706"/>
+          </w:tcPr>
+          <w:p>
+            <w:r>
+              <w:rPr>
+                <w:b w:val="0"/>
+                <w:i w:val="0"/>
+                <w:sz w:val="17"/>
+              </w:rPr>
+              <w:t>La taille du ménage lors de l'enquête principale (4) de ce ménage est inférieur à la taille du denombrement (8), prière de fournir des explications concrètes ou aller revisiter le ménage.</w:t>
+            </w:r>
+          </w:p>
+        </w:tc>
+      </w:tr>
+      <w:tr>
+        <w:tc>
+          <w:tcPr>
+            <w:tcW w:type="dxa" w:w="964"/>
+          </w:tcPr>
+          <w:p>
+            <w:r>
+              <w:rPr>
+                <w:b/>
+                <w:i w:val="0"/>
+                <w:color w:val="EA580C"/>
+                <w:sz w:val="16"/>
+              </w:rPr>
+              <w:t>Moyenne</w:t>
+            </w:r>
+          </w:p>
+        </w:tc>
+        <w:tc>
+          <w:tcPr>
+            <w:tcW w:type="dxa" w:w="1247"/>
+          </w:tcPr>
+          <w:p>
+            <w:r>
+              <w:rPr>
+                <w:b/>
+                <w:i w:val="0"/>
+                <w:sz w:val="16"/>
+              </w:rPr>
               <w:t>S02</w:t>
               <w:br/>
             </w:r>
@@ -1655,7 +2285,7 @@
                 <w:i w:val="0"/>
                 <w:sz w:val="17"/>
               </w:rPr>
-              <w:t>Incohérence!!! seulement les écoles gouvermentales paient les cotisations (Gouvernement, communauté, ONG ou organisation humanitaire).</w:t>
+              <w:t>Attention!!! le montant payé pour les frais de scolarité ( 15500 FCFA) de AGNÉSE MAYA DIOUF  qui fréquente 3ème année de Maternelle semble faible.</w:t>
             </w:r>
           </w:p>
         </w:tc>
@@ -1670,10 +2300,10 @@
               <w:rPr>
                 <w:b/>
                 <w:i w:val="0"/>
-                <w:color w:val="DC2626"/>
+                <w:color w:val="EA580C"/>
                 <w:sz w:val="16"/>
               </w:rPr>
-              <w:t>Haute</w:t>
+              <w:t>Moyenne</w:t>
             </w:r>
           </w:p>
         </w:tc>
@@ -1688,7 +2318,7 @@
                 <w:i w:val="0"/>
                 <w:sz w:val="16"/>
               </w:rPr>
-              <w:t>S16</w:t>
+              <w:t>S02</w:t>
               <w:br/>
             </w:r>
             <w:r>
@@ -1698,7 +2328,7 @@
                 <w:color w:val="64748B"/>
                 <w:sz w:val="14"/>
               </w:rPr>
-              <w:t>Agriculture</w:t>
+              <w:t>Éducation</w:t>
             </w:r>
           </w:p>
         </w:tc>
@@ -1714,7 +2344,7 @@
                 <w:color w:val="16A34A"/>
                 <w:sz w:val="16"/>
               </w:rPr>
-              <w:t>s16dq05a, s16dq05c</w:t>
+              <w:t>—</w:t>
             </w:r>
           </w:p>
         </w:tc>
@@ -1745,817 +2375,7 @@
                 <w:i w:val="0"/>
                 <w:sz w:val="17"/>
               </w:rPr>
-              <w:t>La quantité de s16dq05a estimée en Kg est incohérente avec la prise dans la question s16dq05c, prière de bien estimer et mettre la valeur exacte.</w:t>
-            </w:r>
-          </w:p>
-        </w:tc>
-      </w:tr>
-      <w:tr>
-        <w:tc>
-          <w:tcPr>
-            <w:tcW w:type="dxa" w:w="964"/>
-          </w:tcPr>
-          <w:p>
-            <w:r>
-              <w:rPr>
-                <w:b/>
-                <w:i w:val="0"/>
-                <w:color w:val="EA580C"/>
-                <w:sz w:val="16"/>
-              </w:rPr>
-              <w:t>Moyenne</w:t>
-            </w:r>
-          </w:p>
-        </w:tc>
-        <w:tc>
-          <w:tcPr>
-            <w:tcW w:type="dxa" w:w="1247"/>
-          </w:tcPr>
-          <w:p>
-            <w:r>
-              <w:rPr>
-                <w:b/>
-                <w:i w:val="0"/>
-                <w:sz w:val="16"/>
-              </w:rPr>
-              <w:t>S00</w:t>
-              <w:br/>
-            </w:r>
-            <w:r>
-              <w:rPr>
-                <w:b w:val="0"/>
-                <w:i w:val="0"/>
-                <w:color w:val="64748B"/>
-                <w:sz w:val="14"/>
-              </w:rPr>
-              <w:t>Identification</w:t>
-            </w:r>
-          </w:p>
-        </w:tc>
-        <w:tc>
-          <w:tcPr>
-            <w:tcW w:type="dxa" w:w="1531"/>
-          </w:tcPr>
-          <w:p>
-            <w:r>
-              <w:rPr>
-                <w:b/>
-                <w:i w:val="0"/>
-                <w:color w:val="16A34A"/>
-                <w:sz w:val="16"/>
-              </w:rPr>
-              <w:t>s00q27</w:t>
-            </w:r>
-          </w:p>
-        </w:tc>
-        <w:tc>
-          <w:tcPr>
-            <w:tcW w:type="dxa" w:w="1191"/>
-          </w:tcPr>
-          <w:p>
-            <w:r>
-              <w:rPr>
-                <w:b w:val="0"/>
-                <w:i w:val="0"/>
-                <w:color w:val="64748B"/>
-                <w:sz w:val="16"/>
-              </w:rPr>
-              <w:t>GT-CQ</w:t>
-            </w:r>
-          </w:p>
-        </w:tc>
-        <w:tc>
-          <w:tcPr>
-            <w:tcW w:type="dxa" w:w="4706"/>
-          </w:tcPr>
-          <w:p>
-            <w:r>
-              <w:rPr>
-                <w:b w:val="0"/>
-                <w:i w:val="0"/>
-                <w:sz w:val="17"/>
-              </w:rPr>
-              <w:t>Le questionnaire semble ne pas être complètement fini mais le questionnaire est en statut complet, prière de compléter le questionnaire.</w:t>
-            </w:r>
-          </w:p>
-        </w:tc>
-      </w:tr>
-      <w:tr>
-        <w:tc>
-          <w:tcPr>
-            <w:tcW w:type="dxa" w:w="964"/>
-          </w:tcPr>
-          <w:p>
-            <w:r>
-              <w:rPr>
-                <w:b/>
-                <w:i w:val="0"/>
-                <w:color w:val="EA580C"/>
-                <w:sz w:val="16"/>
-              </w:rPr>
-              <w:t>Moyenne</w:t>
-            </w:r>
-          </w:p>
-        </w:tc>
-        <w:tc>
-          <w:tcPr>
-            <w:tcW w:type="dxa" w:w="1247"/>
-          </w:tcPr>
-          <w:p>
-            <w:r>
-              <w:rPr>
-                <w:b/>
-                <w:i w:val="0"/>
-                <w:sz w:val="16"/>
-              </w:rPr>
-              <w:t>S00</w:t>
-              <w:br/>
-            </w:r>
-            <w:r>
-              <w:rPr>
-                <w:b w:val="0"/>
-                <w:i w:val="0"/>
-                <w:color w:val="64748B"/>
-                <w:sz w:val="14"/>
-              </w:rPr>
-              <w:t>Identification</w:t>
-            </w:r>
-          </w:p>
-        </w:tc>
-        <w:tc>
-          <w:tcPr>
-            <w:tcW w:type="dxa" w:w="1531"/>
-          </w:tcPr>
-          <w:p>
-            <w:r>
-              <w:rPr>
-                <w:b/>
-                <w:i w:val="0"/>
-                <w:color w:val="16A34A"/>
-                <w:sz w:val="16"/>
-              </w:rPr>
-              <w:t>—</w:t>
-            </w:r>
-          </w:p>
-        </w:tc>
-        <w:tc>
-          <w:tcPr>
-            <w:tcW w:type="dxa" w:w="1191"/>
-          </w:tcPr>
-          <w:p>
-            <w:r>
-              <w:rPr>
-                <w:b w:val="0"/>
-                <w:i w:val="0"/>
-                <w:color w:val="64748B"/>
-                <w:sz w:val="16"/>
-              </w:rPr>
-              <w:t>GT-CQ</w:t>
-            </w:r>
-          </w:p>
-        </w:tc>
-        <w:tc>
-          <w:tcPr>
-            <w:tcW w:type="dxa" w:w="4706"/>
-          </w:tcPr>
-          <w:p>
-            <w:r>
-              <w:rPr>
-                <w:b w:val="0"/>
-                <w:i w:val="0"/>
-                <w:sz w:val="17"/>
-              </w:rPr>
-              <w:t>L'adresse ou la localisation du ménage doit être bien renseignée, ne doit pas contenir des numéros de téléphone et elle semble courte pour être une adresse.</w:t>
-            </w:r>
-          </w:p>
-        </w:tc>
-      </w:tr>
-      <w:tr>
-        <w:tc>
-          <w:tcPr>
-            <w:tcW w:type="dxa" w:w="964"/>
-          </w:tcPr>
-          <w:p>
-            <w:r>
-              <w:rPr>
-                <w:b/>
-                <w:i w:val="0"/>
-                <w:color w:val="EA580C"/>
-                <w:sz w:val="16"/>
-              </w:rPr>
-              <w:t>Moyenne</w:t>
-            </w:r>
-          </w:p>
-        </w:tc>
-        <w:tc>
-          <w:tcPr>
-            <w:tcW w:type="dxa" w:w="1247"/>
-          </w:tcPr>
-          <w:p>
-            <w:r>
-              <w:rPr>
-                <w:b/>
-                <w:i w:val="0"/>
-                <w:sz w:val="16"/>
-              </w:rPr>
-              <w:t>S00</w:t>
-              <w:br/>
-            </w:r>
-            <w:r>
-              <w:rPr>
-                <w:b w:val="0"/>
-                <w:i w:val="0"/>
-                <w:color w:val="64748B"/>
-                <w:sz w:val="14"/>
-              </w:rPr>
-              <w:t>Identification</w:t>
-            </w:r>
-          </w:p>
-        </w:tc>
-        <w:tc>
-          <w:tcPr>
-            <w:tcW w:type="dxa" w:w="1531"/>
-          </w:tcPr>
-          <w:p>
-            <w:r>
-              <w:rPr>
-                <w:b/>
-                <w:i w:val="0"/>
-                <w:color w:val="16A34A"/>
-                <w:sz w:val="16"/>
-              </w:rPr>
-              <w:t>—</w:t>
-            </w:r>
-          </w:p>
-        </w:tc>
-        <w:tc>
-          <w:tcPr>
-            <w:tcW w:type="dxa" w:w="1191"/>
-          </w:tcPr>
-          <w:p>
-            <w:r>
-              <w:rPr>
-                <w:b w:val="0"/>
-                <w:i w:val="0"/>
-                <w:color w:val="64748B"/>
-                <w:sz w:val="16"/>
-              </w:rPr>
-              <w:t>GT-CQ</w:t>
-            </w:r>
-          </w:p>
-        </w:tc>
-        <w:tc>
-          <w:tcPr>
-            <w:tcW w:type="dxa" w:w="4706"/>
-          </w:tcPr>
-          <w:p>
-            <w:r>
-              <w:rPr>
-                <w:b w:val="0"/>
-                <w:i w:val="0"/>
-                <w:sz w:val="17"/>
-              </w:rPr>
-              <w:t>Prière de renseigner la bonne adresse.</w:t>
-            </w:r>
-          </w:p>
-        </w:tc>
-      </w:tr>
-      <w:tr>
-        <w:tc>
-          <w:tcPr>
-            <w:tcW w:type="dxa" w:w="964"/>
-          </w:tcPr>
-          <w:p>
-            <w:r>
-              <w:rPr>
-                <w:b/>
-                <w:i w:val="0"/>
-                <w:color w:val="EA580C"/>
-                <w:sz w:val="16"/>
-              </w:rPr>
-              <w:t>Moyenne</w:t>
-            </w:r>
-          </w:p>
-        </w:tc>
-        <w:tc>
-          <w:tcPr>
-            <w:tcW w:type="dxa" w:w="1247"/>
-          </w:tcPr>
-          <w:p>
-            <w:r>
-              <w:rPr>
-                <w:b/>
-                <w:i w:val="0"/>
-                <w:sz w:val="16"/>
-              </w:rPr>
-              <w:t>S01</w:t>
-              <w:br/>
-            </w:r>
-            <w:r>
-              <w:rPr>
-                <w:b w:val="0"/>
-                <w:i w:val="0"/>
-                <w:color w:val="64748B"/>
-                <w:sz w:val="14"/>
-              </w:rPr>
-              <w:t>Démographie</w:t>
-            </w:r>
-          </w:p>
-        </w:tc>
-        <w:tc>
-          <w:tcPr>
-            <w:tcW w:type="dxa" w:w="1531"/>
-          </w:tcPr>
-          <w:p>
-            <w:r>
-              <w:rPr>
-                <w:b/>
-                <w:i w:val="0"/>
-                <w:color w:val="16A34A"/>
-                <w:sz w:val="16"/>
-              </w:rPr>
-              <w:t>—</w:t>
-            </w:r>
-          </w:p>
-        </w:tc>
-        <w:tc>
-          <w:tcPr>
-            <w:tcW w:type="dxa" w:w="1191"/>
-          </w:tcPr>
-          <w:p>
-            <w:r>
-              <w:rPr>
-                <w:b w:val="0"/>
-                <w:i w:val="0"/>
-                <w:color w:val="64748B"/>
-                <w:sz w:val="16"/>
-              </w:rPr>
-              <w:t>GT-CQ</w:t>
-            </w:r>
-          </w:p>
-        </w:tc>
-        <w:tc>
-          <w:tcPr>
-            <w:tcW w:type="dxa" w:w="4706"/>
-          </w:tcPr>
-          <w:p>
-            <w:r>
-              <w:rPr>
-                <w:b w:val="0"/>
-                <w:i w:val="0"/>
-                <w:sz w:val="17"/>
-              </w:rPr>
-              <w:t>Prière de verifier l'information donnée par AGNÉSE MAYA DIOUF ou corriger au niveau de la section 1.</w:t>
-            </w:r>
-          </w:p>
-        </w:tc>
-      </w:tr>
-      <w:tr>
-        <w:tc>
-          <w:tcPr>
-            <w:tcW w:type="dxa" w:w="964"/>
-          </w:tcPr>
-          <w:p>
-            <w:r>
-              <w:rPr>
-                <w:b/>
-                <w:i w:val="0"/>
-                <w:color w:val="EA580C"/>
-                <w:sz w:val="16"/>
-              </w:rPr>
-              <w:t>Moyenne</w:t>
-            </w:r>
-          </w:p>
-        </w:tc>
-        <w:tc>
-          <w:tcPr>
-            <w:tcW w:type="dxa" w:w="1247"/>
-          </w:tcPr>
-          <w:p>
-            <w:r>
-              <w:rPr>
-                <w:b/>
-                <w:i w:val="0"/>
-                <w:sz w:val="16"/>
-              </w:rPr>
-              <w:t>S01</w:t>
-              <w:br/>
-            </w:r>
-            <w:r>
-              <w:rPr>
-                <w:b w:val="0"/>
-                <w:i w:val="0"/>
-                <w:color w:val="64748B"/>
-                <w:sz w:val="14"/>
-              </w:rPr>
-              <w:t>Démographie</w:t>
-            </w:r>
-          </w:p>
-        </w:tc>
-        <w:tc>
-          <w:tcPr>
-            <w:tcW w:type="dxa" w:w="1531"/>
-          </w:tcPr>
-          <w:p>
-            <w:r>
-              <w:rPr>
-                <w:b/>
-                <w:i w:val="0"/>
-                <w:color w:val="16A34A"/>
-                <w:sz w:val="16"/>
-              </w:rPr>
-              <w:t>—</w:t>
-            </w:r>
-          </w:p>
-        </w:tc>
-        <w:tc>
-          <w:tcPr>
-            <w:tcW w:type="dxa" w:w="1191"/>
-          </w:tcPr>
-          <w:p>
-            <w:r>
-              <w:rPr>
-                <w:b w:val="0"/>
-                <w:i w:val="0"/>
-                <w:color w:val="64748B"/>
-                <w:sz w:val="16"/>
-              </w:rPr>
-              <w:t>GT-CQ</w:t>
-            </w:r>
-          </w:p>
-        </w:tc>
-        <w:tc>
-          <w:tcPr>
-            <w:tcW w:type="dxa" w:w="4706"/>
-          </w:tcPr>
-          <w:p>
-            <w:r>
-              <w:rPr>
-                <w:b w:val="0"/>
-                <w:i w:val="0"/>
-                <w:sz w:val="17"/>
-              </w:rPr>
-              <w:t>Prière de verifier l'information donnée par MARIE LOUISE DIOUF ou corriger au niveau de la section 1.</w:t>
-            </w:r>
-          </w:p>
-        </w:tc>
-      </w:tr>
-      <w:tr>
-        <w:tc>
-          <w:tcPr>
-            <w:tcW w:type="dxa" w:w="964"/>
-          </w:tcPr>
-          <w:p>
-            <w:r>
-              <w:rPr>
-                <w:b/>
-                <w:i w:val="0"/>
-                <w:color w:val="EA580C"/>
-                <w:sz w:val="16"/>
-              </w:rPr>
-              <w:t>Moyenne</w:t>
-            </w:r>
-          </w:p>
-        </w:tc>
-        <w:tc>
-          <w:tcPr>
-            <w:tcW w:type="dxa" w:w="1247"/>
-          </w:tcPr>
-          <w:p>
-            <w:r>
-              <w:rPr>
-                <w:b/>
-                <w:i w:val="0"/>
-                <w:sz w:val="16"/>
-              </w:rPr>
-              <w:t>S01</w:t>
-              <w:br/>
-            </w:r>
-            <w:r>
-              <w:rPr>
-                <w:b w:val="0"/>
-                <w:i w:val="0"/>
-                <w:color w:val="64748B"/>
-                <w:sz w:val="14"/>
-              </w:rPr>
-              <w:t>Démographie</w:t>
-            </w:r>
-          </w:p>
-        </w:tc>
-        <w:tc>
-          <w:tcPr>
-            <w:tcW w:type="dxa" w:w="1531"/>
-          </w:tcPr>
-          <w:p>
-            <w:r>
-              <w:rPr>
-                <w:b/>
-                <w:i w:val="0"/>
-                <w:color w:val="16A34A"/>
-                <w:sz w:val="16"/>
-              </w:rPr>
-              <w:t>s01q10_1</w:t>
-            </w:r>
-          </w:p>
-        </w:tc>
-        <w:tc>
-          <w:tcPr>
-            <w:tcW w:type="dxa" w:w="1191"/>
-          </w:tcPr>
-          <w:p>
-            <w:r>
-              <w:rPr>
-                <w:b w:val="0"/>
-                <w:i w:val="0"/>
-                <w:color w:val="64748B"/>
-                <w:sz w:val="16"/>
-              </w:rPr>
-              <w:t>GT-CQ</w:t>
-            </w:r>
-          </w:p>
-        </w:tc>
-        <w:tc>
-          <w:tcPr>
-            <w:tcW w:type="dxa" w:w="4706"/>
-          </w:tcPr>
-          <w:p>
-            <w:r>
-              <w:rPr>
-                <w:b w:val="0"/>
-                <w:i w:val="0"/>
-                <w:sz w:val="17"/>
-              </w:rPr>
-              <w:t>La taille du ménage lors de l'enquête principale (4) de ce ménage est inférieur à la taille du denombrement (8), prière de fournir des explications concrètes ou aller revisiter le ménage.</w:t>
-            </w:r>
-          </w:p>
-        </w:tc>
-      </w:tr>
-      <w:tr>
-        <w:tc>
-          <w:tcPr>
-            <w:tcW w:type="dxa" w:w="964"/>
-          </w:tcPr>
-          <w:p>
-            <w:r>
-              <w:rPr>
-                <w:b/>
-                <w:i w:val="0"/>
-                <w:color w:val="EA580C"/>
-                <w:sz w:val="16"/>
-              </w:rPr>
-              <w:t>Moyenne</w:t>
-            </w:r>
-          </w:p>
-        </w:tc>
-        <w:tc>
-          <w:tcPr>
-            <w:tcW w:type="dxa" w:w="1247"/>
-          </w:tcPr>
-          <w:p>
-            <w:r>
-              <w:rPr>
-                <w:b/>
-                <w:i w:val="0"/>
-                <w:sz w:val="16"/>
-              </w:rPr>
-              <w:t>S02</w:t>
-              <w:br/>
-            </w:r>
-            <w:r>
-              <w:rPr>
-                <w:b w:val="0"/>
-                <w:i w:val="0"/>
-                <w:color w:val="64748B"/>
-                <w:sz w:val="14"/>
-              </w:rPr>
-              <w:t>Éducation</w:t>
-            </w:r>
-          </w:p>
-        </w:tc>
-        <w:tc>
-          <w:tcPr>
-            <w:tcW w:type="dxa" w:w="1531"/>
-          </w:tcPr>
-          <w:p>
-            <w:r>
-              <w:rPr>
-                <w:b/>
-                <w:i w:val="0"/>
-                <w:color w:val="16A34A"/>
-                <w:sz w:val="16"/>
-              </w:rPr>
-              <w:t>—</w:t>
-            </w:r>
-          </w:p>
-        </w:tc>
-        <w:tc>
-          <w:tcPr>
-            <w:tcW w:type="dxa" w:w="1191"/>
-          </w:tcPr>
-          <w:p>
-            <w:r>
-              <w:rPr>
-                <w:b w:val="0"/>
-                <w:i w:val="0"/>
-                <w:color w:val="64748B"/>
-                <w:sz w:val="16"/>
-              </w:rPr>
-              <w:t>GT-CQ</w:t>
-            </w:r>
-          </w:p>
-        </w:tc>
-        <w:tc>
-          <w:tcPr>
-            <w:tcW w:type="dxa" w:w="4706"/>
-          </w:tcPr>
-          <w:p>
-            <w:r>
-              <w:rPr>
-                <w:b w:val="0"/>
-                <w:i w:val="0"/>
-                <w:sz w:val="17"/>
-              </w:rPr>
-              <w:t>Attention!!! le montant payé pour les frais de scolarité ( 15500 FCFA) de AGNÉSE MAYA DIOUF  qui fréquente 3ème année de Maternelle semble faible.</w:t>
-            </w:r>
-          </w:p>
-        </w:tc>
-      </w:tr>
-      <w:tr>
-        <w:tc>
-          <w:tcPr>
-            <w:tcW w:type="dxa" w:w="964"/>
-          </w:tcPr>
-          <w:p>
-            <w:r>
-              <w:rPr>
-                <w:b/>
-                <w:i w:val="0"/>
-                <w:color w:val="EA580C"/>
-                <w:sz w:val="16"/>
-              </w:rPr>
-              <w:t>Moyenne</w:t>
-            </w:r>
-          </w:p>
-        </w:tc>
-        <w:tc>
-          <w:tcPr>
-            <w:tcW w:type="dxa" w:w="1247"/>
-          </w:tcPr>
-          <w:p>
-            <w:r>
-              <w:rPr>
-                <w:b/>
-                <w:i w:val="0"/>
-                <w:sz w:val="16"/>
-              </w:rPr>
-              <w:t>S02</w:t>
-              <w:br/>
-            </w:r>
-            <w:r>
-              <w:rPr>
-                <w:b w:val="0"/>
-                <w:i w:val="0"/>
-                <w:color w:val="64748B"/>
-                <w:sz w:val="14"/>
-              </w:rPr>
-              <w:t>Éducation</w:t>
-            </w:r>
-          </w:p>
-        </w:tc>
-        <w:tc>
-          <w:tcPr>
-            <w:tcW w:type="dxa" w:w="1531"/>
-          </w:tcPr>
-          <w:p>
-            <w:r>
-              <w:rPr>
-                <w:b/>
-                <w:i w:val="0"/>
-                <w:color w:val="16A34A"/>
-                <w:sz w:val="16"/>
-              </w:rPr>
-              <w:t>—</w:t>
-            </w:r>
-          </w:p>
-        </w:tc>
-        <w:tc>
-          <w:tcPr>
-            <w:tcW w:type="dxa" w:w="1191"/>
-          </w:tcPr>
-          <w:p>
-            <w:r>
-              <w:rPr>
-                <w:b w:val="0"/>
-                <w:i w:val="0"/>
-                <w:color w:val="64748B"/>
-                <w:sz w:val="16"/>
-              </w:rPr>
-              <w:t>GT-CQ</w:t>
-            </w:r>
-          </w:p>
-        </w:tc>
-        <w:tc>
-          <w:tcPr>
-            <w:tcW w:type="dxa" w:w="4706"/>
-          </w:tcPr>
-          <w:p>
-            <w:r>
-              <w:rPr>
-                <w:b w:val="0"/>
-                <w:i w:val="0"/>
-                <w:sz w:val="17"/>
-              </w:rPr>
               <w:t>Veuillez verifier cette information auprès de l'enquêté ou confirmer avec le QG.</w:t>
-            </w:r>
-          </w:p>
-        </w:tc>
-      </w:tr>
-      <w:tr>
-        <w:tc>
-          <w:tcPr>
-            <w:tcW w:type="dxa" w:w="964"/>
-          </w:tcPr>
-          <w:p>
-            <w:r>
-              <w:rPr>
-                <w:b/>
-                <w:i w:val="0"/>
-                <w:color w:val="EA580C"/>
-                <w:sz w:val="16"/>
-              </w:rPr>
-              <w:t>Moyenne</w:t>
-            </w:r>
-          </w:p>
-        </w:tc>
-        <w:tc>
-          <w:tcPr>
-            <w:tcW w:type="dxa" w:w="1247"/>
-          </w:tcPr>
-          <w:p>
-            <w:r>
-              <w:rPr>
-                <w:b/>
-                <w:i w:val="0"/>
-                <w:sz w:val="16"/>
-              </w:rPr>
-              <w:t>S02</w:t>
-              <w:br/>
-            </w:r>
-            <w:r>
-              <w:rPr>
-                <w:b w:val="0"/>
-                <w:i w:val="0"/>
-                <w:color w:val="64748B"/>
-                <w:sz w:val="14"/>
-              </w:rPr>
-              <w:t>Éducation</w:t>
-            </w:r>
-          </w:p>
-        </w:tc>
-        <w:tc>
-          <w:tcPr>
-            <w:tcW w:type="dxa" w:w="1531"/>
-          </w:tcPr>
-          <w:p>
-            <w:r>
-              <w:rPr>
-                <w:b/>
-                <w:i w:val="0"/>
-                <w:color w:val="16A34A"/>
-                <w:sz w:val="16"/>
-              </w:rPr>
-              <w:t>—</w:t>
-            </w:r>
-          </w:p>
-        </w:tc>
-        <w:tc>
-          <w:tcPr>
-            <w:tcW w:type="dxa" w:w="1191"/>
-          </w:tcPr>
-          <w:p>
-            <w:r>
-              <w:rPr>
-                <w:b w:val="0"/>
-                <w:i w:val="0"/>
-                <w:color w:val="64748B"/>
-                <w:sz w:val="16"/>
-              </w:rPr>
-              <w:t>GT-CQ</w:t>
-            </w:r>
-          </w:p>
-        </w:tc>
-        <w:tc>
-          <w:tcPr>
-            <w:tcW w:type="dxa" w:w="4706"/>
-          </w:tcPr>
-          <w:p>
-            <w:r>
-              <w:rPr>
-                <w:b w:val="0"/>
-                <w:i w:val="0"/>
-                <w:sz w:val="17"/>
-              </w:rPr>
-              <w:t>veuillez, s'il vous plait, confirmer la cotisation ( 2000 FCFA) payée de AGNÉSE MAYA DIOUF avec le QG ou apporter les corrections nécessaires.</w:t>
             </w:r>
           </w:p>
         </w:tc>
